--- a/Received/2/2, english II.docx
+++ b/Received/2/2, english II.docx
@@ -69,6 +69,16 @@
                               </w:rPr>
                               <w:t>D-</w:t>
                             </w:r>
+                            <w:r>
+                              <w:rPr>
+                                <w:rFonts w:ascii="Times New Roman" w:hAnsi="Times New Roman" w:cs="Times New Roman"/>
+                                <w:b/>
+                                <w:bCs/>
+                                <w:sz w:val="32"/>
+                                <w:szCs w:val="32"/>
+                              </w:rPr>
+                              <w:t>17</w:t>
+                            </w:r>
                           </w:p>
                         </w:txbxContent>
                       </wps:txbx>
@@ -106,6 +116,16 @@
                           <w:szCs w:val="32"/>
                         </w:rPr>
                         <w:t>D-</w:t>
+                      </w:r>
+                      <w:r>
+                        <w:rPr>
+                          <w:rFonts w:ascii="Times New Roman" w:hAnsi="Times New Roman" w:cs="Times New Roman"/>
+                          <w:b/>
+                          <w:bCs/>
+                          <w:sz w:val="32"/>
+                          <w:szCs w:val="32"/>
+                        </w:rPr>
+                        <w:t>17</w:t>
                       </w:r>
                     </w:p>
                   </w:txbxContent>
@@ -312,25 +332,7 @@
           <w:sz w:val="28"/>
           <w:szCs w:val="28"/>
         </w:rPr>
-        <w:t xml:space="preserve">Class: </w:t>
-      </w:r>
-      <w:r>
-        <w:rPr>
-          <w:rFonts w:ascii="Times New Roman" w:hAnsi="Times New Roman" w:cs="Times New Roman"/>
-          <w:b/>
-          <w:sz w:val="28"/>
-          <w:szCs w:val="28"/>
-        </w:rPr>
-        <w:t>Two</w:t>
-      </w:r>
-      <w:r>
-        <w:rPr>
-          <w:rFonts w:ascii="Times New Roman" w:hAnsi="Times New Roman" w:cs="Times New Roman"/>
-          <w:b/>
-          <w:sz w:val="28"/>
-          <w:szCs w:val="28"/>
-        </w:rPr>
-        <w:t xml:space="preserve"> </w:t>
+        <w:t xml:space="preserve">Class: Two </w:t>
       </w:r>
       <w:r>
         <w:rPr>

--- a/Received/2/2, english II.docx
+++ b/Received/2/2, english II.docx
@@ -19,7 +19,91 @@
         <mc:AlternateContent>
           <mc:Choice Requires="wps">
             <w:drawing>
-              <wp:anchor distT="45720" distB="45720" distL="114300" distR="114300" simplePos="0" relativeHeight="251663360" behindDoc="0" locked="0" layoutInCell="1" allowOverlap="1" wp14:anchorId="5602E83C" wp14:editId="48943AFC">
+              <wp:anchor distT="0" distB="0" distL="114300" distR="114300" simplePos="0" relativeHeight="251661312" behindDoc="0" locked="0" layoutInCell="1" allowOverlap="1" wp14:anchorId="79A7B2AE" wp14:editId="1BC557A9">
+                <wp:simplePos x="0" y="0"/>
+                <wp:positionH relativeFrom="margin">
+                  <wp:posOffset>0</wp:posOffset>
+                </wp:positionH>
+                <wp:positionV relativeFrom="paragraph">
+                  <wp:posOffset>8255</wp:posOffset>
+                </wp:positionV>
+                <wp:extent cx="479425" cy="584835"/>
+                <wp:effectExtent l="0" t="0" r="0" b="5715"/>
+                <wp:wrapNone/>
+                <wp:docPr id="25" name="Rectangle 25"/>
+                <wp:cNvGraphicFramePr>
+                  <a:graphicFrameLocks xmlns:a="http://schemas.openxmlformats.org/drawingml/2006/main"/>
+                </wp:cNvGraphicFramePr>
+                <a:graphic xmlns:a="http://schemas.openxmlformats.org/drawingml/2006/main">
+                  <a:graphicData uri="http://schemas.microsoft.com/office/word/2010/wordprocessingShape">
+                    <wps:wsp>
+                      <wps:cNvSpPr>
+                        <a:spLocks noChangeArrowheads="1"/>
+                      </wps:cNvSpPr>
+                      <wps:spPr bwMode="auto">
+                        <a:xfrm>
+                          <a:off x="0" y="0"/>
+                          <a:ext cx="479425" cy="584835"/>
+                        </a:xfrm>
+                        <a:prstGeom prst="rect">
+                          <a:avLst/>
+                        </a:prstGeom>
+                        <a:blipFill dpi="0" rotWithShape="1">
+                          <a:blip r:embed="rId4"/>
+                          <a:srcRect/>
+                          <a:stretch>
+                            <a:fillRect/>
+                          </a:stretch>
+                        </a:blipFill>
+                        <a:ln>
+                          <a:noFill/>
+                        </a:ln>
+                        <a:extLst>
+                          <a:ext uri="{91240B29-F687-4F45-9708-019B960494DF}">
+                            <a14:hiddenLine xmlns:a14="http://schemas.microsoft.com/office/drawing/2010/main" w="25400">
+                              <a:solidFill>
+                                <a:srgbClr val="000000"/>
+                              </a:solidFill>
+                              <a:miter lim="800000"/>
+                              <a:headEnd/>
+                              <a:tailEnd/>
+                            </a14:hiddenLine>
+                          </a:ext>
+                        </a:extLst>
+                      </wps:spPr>
+                      <wps:bodyPr rot="0" vertOverflow="clip" horzOverflow="clip" vert="horz" wrap="square" lIns="91440" tIns="45720" rIns="91440" bIns="45720" anchor="ctr" anchorCtr="0" upright="1">
+                        <a:noAutofit/>
+                      </wps:bodyPr>
+                    </wps:wsp>
+                  </a:graphicData>
+                </a:graphic>
+                <wp14:sizeRelH relativeFrom="margin">
+                  <wp14:pctWidth>0</wp14:pctWidth>
+                </wp14:sizeRelH>
+                <wp14:sizeRelV relativeFrom="margin">
+                  <wp14:pctHeight>0</wp14:pctHeight>
+                </wp14:sizeRelV>
+              </wp:anchor>
+            </w:drawing>
+          </mc:Choice>
+          <mc:Fallback>
+            <w:pict>
+              <v:rect w14:anchorId="05D395CE" id="Rectangle 25" o:spid="_x0000_s1026" style="position:absolute;margin-left:0;margin-top:.65pt;width:37.75pt;height:46.05pt;z-index:251661312;visibility:visible;mso-wrap-style:square;mso-width-percent:0;mso-height-percent:0;mso-wrap-distance-left:9pt;mso-wrap-distance-top:0;mso-wrap-distance-right:9pt;mso-wrap-distance-bottom:0;mso-position-horizontal:absolute;mso-position-horizontal-relative:margin;mso-position-vertical:absolute;mso-position-vertical-relative:text;mso-width-percent:0;mso-height-percent:0;mso-width-relative:margin;mso-height-relative:margin;v-text-anchor:middle" o:gfxdata="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" stroked="f" strokeweight="2pt">
+                <v:fill r:id="rId5" o:title="" recolor="t" rotate="t" type="frame"/>
+                <w10:wrap anchorx="margin"/>
+              </v:rect>
+            </w:pict>
+          </mc:Fallback>
+        </mc:AlternateContent>
+      </w:r>
+      <w:r>
+        <w:rPr>
+          <w:noProof/>
+        </w:rPr>
+        <mc:AlternateContent>
+          <mc:Choice Requires="wps">
+            <w:drawing>
+              <wp:anchor distT="45720" distB="45720" distL="114300" distR="114300" simplePos="0" relativeHeight="251663360" behindDoc="0" locked="0" layoutInCell="1" allowOverlap="1" wp14:anchorId="5602E83C" wp14:editId="6D1ABED0">
                 <wp:simplePos x="0" y="0"/>
                 <wp:positionH relativeFrom="column">
                   <wp:posOffset>5831840</wp:posOffset>
@@ -136,90 +220,6 @@
         </mc:AlternateContent>
       </w:r>
       <w:bookmarkStart w:id="0" w:name="_Hlk138315100"/>
-      <w:r>
-        <w:rPr>
-          <w:noProof/>
-        </w:rPr>
-        <mc:AlternateContent>
-          <mc:Choice Requires="wps">
-            <w:drawing>
-              <wp:anchor distT="0" distB="0" distL="114300" distR="114300" simplePos="0" relativeHeight="251661312" behindDoc="0" locked="0" layoutInCell="1" allowOverlap="1" wp14:anchorId="79A7B2AE" wp14:editId="317EB4F3">
-                <wp:simplePos x="0" y="0"/>
-                <wp:positionH relativeFrom="margin">
-                  <wp:posOffset>0</wp:posOffset>
-                </wp:positionH>
-                <wp:positionV relativeFrom="paragraph">
-                  <wp:posOffset>8255</wp:posOffset>
-                </wp:positionV>
-                <wp:extent cx="479425" cy="584835"/>
-                <wp:effectExtent l="0" t="0" r="0" b="5715"/>
-                <wp:wrapNone/>
-                <wp:docPr id="25" name="Rectangle 25"/>
-                <wp:cNvGraphicFramePr>
-                  <a:graphicFrameLocks xmlns:a="http://schemas.openxmlformats.org/drawingml/2006/main"/>
-                </wp:cNvGraphicFramePr>
-                <a:graphic xmlns:a="http://schemas.openxmlformats.org/drawingml/2006/main">
-                  <a:graphicData uri="http://schemas.microsoft.com/office/word/2010/wordprocessingShape">
-                    <wps:wsp>
-                      <wps:cNvSpPr>
-                        <a:spLocks noChangeArrowheads="1"/>
-                      </wps:cNvSpPr>
-                      <wps:spPr bwMode="auto">
-                        <a:xfrm>
-                          <a:off x="0" y="0"/>
-                          <a:ext cx="479425" cy="584200"/>
-                        </a:xfrm>
-                        <a:prstGeom prst="rect">
-                          <a:avLst/>
-                        </a:prstGeom>
-                        <a:blipFill dpi="0" rotWithShape="1">
-                          <a:blip r:embed="rId4"/>
-                          <a:srcRect/>
-                          <a:stretch>
-                            <a:fillRect/>
-                          </a:stretch>
-                        </a:blipFill>
-                        <a:ln>
-                          <a:noFill/>
-                        </a:ln>
-                        <a:extLst>
-                          <a:ext uri="{91240B29-F687-4F45-9708-019B960494DF}">
-                            <a14:hiddenLine xmlns:a14="http://schemas.microsoft.com/office/drawing/2010/main" w="25400">
-                              <a:solidFill>
-                                <a:srgbClr val="000000"/>
-                              </a:solidFill>
-                              <a:miter lim="800000"/>
-                              <a:headEnd/>
-                              <a:tailEnd/>
-                            </a14:hiddenLine>
-                          </a:ext>
-                        </a:extLst>
-                      </wps:spPr>
-                      <wps:bodyPr rot="0" vertOverflow="clip" horzOverflow="clip" vert="horz" wrap="square" lIns="91440" tIns="45720" rIns="91440" bIns="45720" anchor="ctr" anchorCtr="0" upright="1">
-                        <a:noAutofit/>
-                      </wps:bodyPr>
-                    </wps:wsp>
-                  </a:graphicData>
-                </a:graphic>
-                <wp14:sizeRelH relativeFrom="margin">
-                  <wp14:pctWidth>0</wp14:pctWidth>
-                </wp14:sizeRelH>
-                <wp14:sizeRelV relativeFrom="margin">
-                  <wp14:pctHeight>0</wp14:pctHeight>
-                </wp14:sizeRelV>
-              </wp:anchor>
-            </w:drawing>
-          </mc:Choice>
-          <mc:Fallback>
-            <w:pict>
-              <v:rect w14:anchorId="23DB0705" id="Rectangle 25" o:spid="_x0000_s1026" style="position:absolute;margin-left:0;margin-top:.65pt;width:37.75pt;height:46.05pt;z-index:251661312;visibility:visible;mso-wrap-style:square;mso-width-percent:0;mso-height-percent:0;mso-wrap-distance-left:9pt;mso-wrap-distance-top:0;mso-wrap-distance-right:9pt;mso-wrap-distance-bottom:0;mso-position-horizontal:absolute;mso-position-horizontal-relative:margin;mso-position-vertical:absolute;mso-position-vertical-relative:text;mso-width-percent:0;mso-height-percent:0;mso-width-relative:margin;mso-height-relative:margin;v-text-anchor:middle" o:gfxdata="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" stroked="f" strokeweight="2pt">
-                <v:fill r:id="rId5" o:title="" recolor="t" rotate="t" type="frame"/>
-                <w10:wrap anchorx="margin"/>
-              </v:rect>
-            </w:pict>
-          </mc:Fallback>
-        </mc:AlternateContent>
-      </w:r>
       <w:r>
         <w:rPr>
           <w:rFonts w:ascii="Times New Roman" w:hAnsi="Times New Roman" w:cs="Times New Roman"/>
@@ -1592,7 +1592,23 @@
           <w:sz w:val="32"/>
           <w:szCs w:val="32"/>
         </w:rPr>
-        <w:t xml:space="preserve">   b) he is very …………………………</w:t>
+        <w:t xml:space="preserve">   b) </w:t>
+      </w:r>
+      <w:r>
+        <w:rPr>
+          <w:rFonts w:ascii="Times New Roman" w:hAnsi="Times New Roman" w:cs="Times New Roman"/>
+          <w:sz w:val="32"/>
+          <w:szCs w:val="32"/>
+        </w:rPr>
+        <w:t>H</w:t>
+      </w:r>
+      <w:r>
+        <w:rPr>
+          <w:rFonts w:ascii="Times New Roman" w:hAnsi="Times New Roman" w:cs="Times New Roman"/>
+          <w:sz w:val="32"/>
+          <w:szCs w:val="32"/>
+        </w:rPr>
+        <w:t>e is very …………………………</w:t>
       </w:r>
       <w:proofErr w:type="gramStart"/>
       <w:r>
@@ -1896,7 +1912,6 @@
       <w:tblGrid>
         <w:gridCol w:w="370"/>
         <w:gridCol w:w="383"/>
-        <w:gridCol w:w="427"/>
       </w:tblGrid>
       <w:tr>
         <w:tc>
@@ -1916,20 +1931,6 @@
         <w:tc>
           <w:tcPr>
             <w:tcW w:w="383" w:type="dxa"/>
-          </w:tcPr>
-          <w:p>
-            <w:pPr>
-              <w:rPr>
-                <w:rFonts w:ascii="Times New Roman" w:hAnsi="Times New Roman" w:cs="Times New Roman"/>
-                <w:sz w:val="32"/>
-                <w:szCs w:val="32"/>
-              </w:rPr>
-            </w:pPr>
-          </w:p>
-        </w:tc>
-        <w:tc>
-          <w:tcPr>
-            <w:tcW w:w="427" w:type="dxa"/>
           </w:tcPr>
           <w:p>
             <w:pPr>
@@ -2424,17 +2425,101 @@
           <w:szCs w:val="32"/>
         </w:rPr>
         <w:lastRenderedPageBreak/>
-        <w:t xml:space="preserve">4. Add –s or –es to these verbs. </w:t>
-      </w:r>
-      <w:r>
-        <w:rPr>
-          <w:rFonts w:ascii="Times New Roman" w:hAnsi="Times New Roman" w:cs="Times New Roman"/>
-          <w:b/>
-          <w:bCs/>
-          <w:sz w:val="32"/>
-          <w:szCs w:val="32"/>
-        </w:rPr>
-        <w:tab/>
+        <w:t xml:space="preserve">4. Add </w:t>
+      </w:r>
+      <w:r>
+        <w:rPr>
+          <w:rFonts w:ascii="Times New Roman" w:hAnsi="Times New Roman" w:cs="Times New Roman"/>
+          <w:b/>
+          <w:bCs/>
+          <w:sz w:val="32"/>
+          <w:szCs w:val="32"/>
+        </w:rPr>
+        <w:t>‘</w:t>
+      </w:r>
+      <w:r>
+        <w:rPr>
+          <w:rFonts w:ascii="Times New Roman" w:hAnsi="Times New Roman" w:cs="Times New Roman"/>
+          <w:b/>
+          <w:bCs/>
+          <w:sz w:val="32"/>
+          <w:szCs w:val="32"/>
+        </w:rPr>
+        <w:t>–s</w:t>
+      </w:r>
+      <w:r>
+        <w:rPr>
+          <w:rFonts w:ascii="Times New Roman" w:hAnsi="Times New Roman" w:cs="Times New Roman"/>
+          <w:b/>
+          <w:bCs/>
+          <w:sz w:val="32"/>
+          <w:szCs w:val="32"/>
+        </w:rPr>
+        <w:t>’</w:t>
+      </w:r>
+      <w:r>
+        <w:rPr>
+          <w:rFonts w:ascii="Times New Roman" w:hAnsi="Times New Roman" w:cs="Times New Roman"/>
+          <w:b/>
+          <w:bCs/>
+          <w:sz w:val="32"/>
+          <w:szCs w:val="32"/>
+        </w:rPr>
+        <w:t xml:space="preserve"> or </w:t>
+      </w:r>
+      <w:r>
+        <w:rPr>
+          <w:rFonts w:ascii="Times New Roman" w:hAnsi="Times New Roman" w:cs="Times New Roman"/>
+          <w:b/>
+          <w:bCs/>
+          <w:sz w:val="32"/>
+          <w:szCs w:val="32"/>
+        </w:rPr>
+        <w:t>‘</w:t>
+      </w:r>
+      <w:r>
+        <w:rPr>
+          <w:rFonts w:ascii="Times New Roman" w:hAnsi="Times New Roman" w:cs="Times New Roman"/>
+          <w:b/>
+          <w:bCs/>
+          <w:sz w:val="32"/>
+          <w:szCs w:val="32"/>
+        </w:rPr>
+        <w:t>–</w:t>
+      </w:r>
+      <w:proofErr w:type="spellStart"/>
+      <w:proofErr w:type="gramStart"/>
+      <w:r>
+        <w:rPr>
+          <w:rFonts w:ascii="Times New Roman" w:hAnsi="Times New Roman" w:cs="Times New Roman"/>
+          <w:b/>
+          <w:bCs/>
+          <w:sz w:val="32"/>
+          <w:szCs w:val="32"/>
+        </w:rPr>
+        <w:t>es</w:t>
+      </w:r>
+      <w:r>
+        <w:rPr>
+          <w:rFonts w:ascii="Times New Roman" w:hAnsi="Times New Roman" w:cs="Times New Roman"/>
+          <w:b/>
+          <w:bCs/>
+          <w:sz w:val="32"/>
+          <w:szCs w:val="32"/>
+        </w:rPr>
+        <w:t>’</w:t>
+      </w:r>
+      <w:proofErr w:type="spellEnd"/>
+      <w:proofErr w:type="gramEnd"/>
+      <w:r>
+        <w:rPr>
+          <w:rFonts w:ascii="Times New Roman" w:hAnsi="Times New Roman" w:cs="Times New Roman"/>
+          <w:b/>
+          <w:bCs/>
+          <w:sz w:val="32"/>
+          <w:szCs w:val="32"/>
+        </w:rPr>
+        <w:t xml:space="preserve"> to these verbs.</w:t>
       </w:r>
       <w:r>
         <w:rPr>
@@ -2920,17 +3005,77 @@
           <w:sz w:val="32"/>
           <w:szCs w:val="32"/>
         </w:rPr>
-        <w:t>6. Fill with has or have.</w:t>
-      </w:r>
-      <w:r>
-        <w:rPr>
-          <w:rFonts w:ascii="Times New Roman" w:hAnsi="Times New Roman" w:cs="Times New Roman"/>
-          <w:b/>
-          <w:bCs/>
-          <w:sz w:val="32"/>
-          <w:szCs w:val="32"/>
-        </w:rPr>
-        <w:tab/>
+        <w:t xml:space="preserve">6. Fill with </w:t>
+      </w:r>
+      <w:r>
+        <w:rPr>
+          <w:rFonts w:ascii="Times New Roman" w:hAnsi="Times New Roman" w:cs="Times New Roman"/>
+          <w:b/>
+          <w:bCs/>
+          <w:sz w:val="32"/>
+          <w:szCs w:val="32"/>
+        </w:rPr>
+        <w:t>‘</w:t>
+      </w:r>
+      <w:r>
+        <w:rPr>
+          <w:rFonts w:ascii="Times New Roman" w:hAnsi="Times New Roman" w:cs="Times New Roman"/>
+          <w:b/>
+          <w:bCs/>
+          <w:sz w:val="32"/>
+          <w:szCs w:val="32"/>
+        </w:rPr>
+        <w:t>has</w:t>
+      </w:r>
+      <w:r>
+        <w:rPr>
+          <w:rFonts w:ascii="Times New Roman" w:hAnsi="Times New Roman" w:cs="Times New Roman"/>
+          <w:b/>
+          <w:bCs/>
+          <w:sz w:val="32"/>
+          <w:szCs w:val="32"/>
+        </w:rPr>
+        <w:t xml:space="preserve"> or </w:t>
+      </w:r>
+      <w:r>
+        <w:rPr>
+          <w:rFonts w:ascii="Times New Roman" w:hAnsi="Times New Roman" w:cs="Times New Roman"/>
+          <w:b/>
+          <w:bCs/>
+          <w:sz w:val="32"/>
+          <w:szCs w:val="32"/>
+        </w:rPr>
+        <w:t>‘</w:t>
+      </w:r>
+      <w:r>
+        <w:rPr>
+          <w:rFonts w:ascii="Times New Roman" w:hAnsi="Times New Roman" w:cs="Times New Roman"/>
+          <w:b/>
+          <w:bCs/>
+          <w:sz w:val="32"/>
+          <w:szCs w:val="32"/>
+        </w:rPr>
+        <w:t>have</w:t>
+      </w:r>
+      <w:r>
+        <w:rPr>
+          <w:rFonts w:ascii="Times New Roman" w:hAnsi="Times New Roman" w:cs="Times New Roman"/>
+          <w:b/>
+          <w:bCs/>
+          <w:sz w:val="32"/>
+          <w:szCs w:val="32"/>
+        </w:rPr>
+        <w:t>’</w:t>
+      </w:r>
+      <w:r>
+        <w:rPr>
+          <w:rFonts w:ascii="Times New Roman" w:hAnsi="Times New Roman" w:cs="Times New Roman"/>
+          <w:b/>
+          <w:bCs/>
+          <w:sz w:val="32"/>
+          <w:szCs w:val="32"/>
+        </w:rPr>
+        <w:t>.</w:t>
       </w:r>
       <w:r>
         <w:rPr>
@@ -3011,6 +3156,17 @@
           <w:sz w:val="32"/>
           <w:szCs w:val="32"/>
         </w:rPr>
+        <w:tab/>
+        <w:t xml:space="preserve">      </w:t>
+      </w:r>
+      <w:r>
+        <w:rPr>
+          <w:rFonts w:ascii="Times New Roman" w:hAnsi="Times New Roman" w:cs="Times New Roman"/>
+          <w:b/>
+          <w:bCs/>
+          <w:sz w:val="32"/>
+          <w:szCs w:val="32"/>
+        </w:rPr>
         <w:t>(4×0.5=2)</w:t>
       </w:r>
     </w:p>
@@ -3184,7 +3340,57 @@
           <w:sz w:val="32"/>
           <w:szCs w:val="32"/>
         </w:rPr>
-        <w:t>(4×0.5=2)</w:t>
+        <w:tab/>
+      </w:r>
+      <w:r>
+        <w:rPr>
+          <w:rFonts w:ascii="Times New Roman" w:hAnsi="Times New Roman" w:cs="Times New Roman"/>
+          <w:b/>
+          <w:bCs/>
+          <w:sz w:val="32"/>
+          <w:szCs w:val="32"/>
+        </w:rPr>
+        <w:t>(4×</w:t>
+      </w:r>
+      <w:r>
+        <w:rPr>
+          <w:rFonts w:ascii="Times New Roman" w:hAnsi="Times New Roman" w:cs="Times New Roman"/>
+          <w:b/>
+          <w:bCs/>
+          <w:sz w:val="32"/>
+          <w:szCs w:val="32"/>
+        </w:rPr>
+        <w:t>1</w:t>
+      </w:r>
+      <w:r>
+        <w:rPr>
+          <w:rFonts w:ascii="Times New Roman" w:hAnsi="Times New Roman" w:cs="Times New Roman"/>
+          <w:b/>
+          <w:bCs/>
+          <w:sz w:val="32"/>
+          <w:szCs w:val="32"/>
+        </w:rPr>
+        <w:t>=</w:t>
+      </w:r>
+      <w:r>
+        <w:rPr>
+          <w:rFonts w:ascii="Times New Roman" w:hAnsi="Times New Roman" w:cs="Times New Roman"/>
+          <w:b/>
+          <w:bCs/>
+          <w:sz w:val="32"/>
+          <w:szCs w:val="32"/>
+        </w:rPr>
+        <w:t>4</w:t>
+      </w:r>
+      <w:r>
+        <w:rPr>
+          <w:rFonts w:ascii="Times New Roman" w:hAnsi="Times New Roman" w:cs="Times New Roman"/>
+          <w:b/>
+          <w:bCs/>
+          <w:sz w:val="32"/>
+          <w:szCs w:val="32"/>
+        </w:rPr>
+        <w:t>)</w:t>
       </w:r>
     </w:p>
     <w:p>
@@ -3961,6 +4167,18 @@
         </w:rPr>
         <w:t xml:space="preserve">      d) We watch TV ………………… the evening.    (in, on) </w:t>
       </w:r>
+    </w:p>
+    <w:p>
+      <w:pPr>
+        <w:jc w:val="center"/>
+        <w:rPr>
+          <w:rFonts w:ascii="Times New Roman" w:hAnsi="Times New Roman" w:cs="Times New Roman"/>
+          <w:b/>
+          <w:bCs/>
+          <w:sz w:val="32"/>
+          <w:szCs w:val="32"/>
+        </w:rPr>
+      </w:pPr>
     </w:p>
     <w:p>
       <w:pPr>
